--- a/Anoushka_resume_.docx
+++ b/Anoushka_resume_.docx
@@ -279,6 +279,11 @@
                 <w:sz w:val="17"/>
               </w:rPr>
               <w:br/>
+            </w:r>
+            <w:r>
+              <w:rPr>
+                <w:sz w:val="17"/>
+              </w:rPr>
               <w:t>B.Tech in Computer Science and Engineering (IoT &amp; Blockchain)</w:t>
             </w:r>
           </w:p>
@@ -609,19 +614,7 @@
         <w:rPr>
           <w:szCs w:val="24"/>
         </w:rPr>
-        <w:t>Algorithms,</w:t>
-      </w:r>
-      <w:r>
-        <w:rPr>
-          <w:szCs w:val="24"/>
-        </w:rPr>
-        <w:t xml:space="preserve"> OS</w:t>
-      </w:r>
-      <w:r>
-        <w:rPr>
-          <w:szCs w:val="24"/>
-        </w:rPr>
-        <w:t xml:space="preserve"> fundamentals</w:t>
+        <w:t>Algorithms, OS fundamentals</w:t>
       </w:r>
     </w:p>
     <w:p>
